--- a/worlds/marva-lydell/world-files/files/DB_Consult_Note_Subspecialty.docx
+++ b/worlds/marva-lydell/world-files/files/DB_Consult_Note_Subspecialty.docx
@@ -67,7 +67,7 @@
           <w:bCs w:val="1"/>
           <w:rtl w:val="0"/>
         </w:rPr>
-        <w:t xml:space="preserve">[DOCUMENT LABEL] — [Specialty] Consult</w:t>
+        <w:t xml:space="preserve">[DOCUMENT LABEL] - [Specialty] Consult</w:t>
       </w:r>
       <w:r>
         <w:rPr>
@@ -266,7 +266,7 @@
           <w:szCs w:val="18"/>
           <w:rtl w:val="0"/>
         </w:rPr>
-        <w:t xml:space="preserve">[Brief HPI from the consultant's lens — what they were asked, what they found. Not a re-dictation of the H&amp;P.]</w:t>
+        <w:t xml:space="preserve">[Brief HPI from the consultant's lens - what they were asked, what they found. Not a re-dictation of the H&amp;P.]</w:t>
       </w:r>
       <w:r>
         <w:rPr>
@@ -376,7 +376,7 @@
           <w:szCs w:val="20"/>
           <w:rtl w:val="0"/>
         </w:rPr>
-        <w:t xml:space="preserve">[Assessment — diagnosis, reasoning, risk stratification]</w:t>
+        <w:t xml:space="preserve">[Assessment - diagnosis, reasoning, risk stratification]</w:t>
       </w:r>
     </w:p>
     <w:p>
@@ -438,7 +438,7 @@
           <w:szCs w:val="18"/>
           <w:rtl w:val="0"/>
         </w:rPr>
-        <w:t xml:space="preserve">[Numbered. Specific and actionable — medication names, doses, monitoring, follow-up.]</w:t>
+        <w:t xml:space="preserve">[Numbered. Specific and actionable - medication names, doses, monitoring, follow-up.]</w:t>
       </w:r>
       <w:r>
         <w:rPr>
